--- a/extra/report/No.課題1_テストケース.docx.docx
+++ b/extra/report/No.課題1_テストケース.docx.docx
@@ -211,17 +211,10 @@
             <w:pPr>
               <w:snapToGrid w:val="0"/>
               <w:rPr>
-                <w:rFonts w:ascii="游ゴシック" w:eastAsia="游ゴシック" w:hAnsi="游ゴシック" w:hint="eastAsia"/>
-                <w:sz w:val="20"/>
-              </w:rPr>
-            </w:pPr>
-            <w:r>
-              <w:rPr>
-                <w:rFonts w:ascii="游ゴシック" w:eastAsia="游ゴシック" w:hAnsi="游ゴシック" w:hint="eastAsia"/>
-                <w:sz w:val="20"/>
-              </w:rPr>
-              <w:t>トップ画面からログアウト</w:t>
-            </w:r>
+                <w:rFonts w:ascii="游ゴシック" w:eastAsia="游ゴシック" w:hAnsi="游ゴシック"/>
+                <w:sz w:val="20"/>
+              </w:rPr>
+            </w:pPr>
           </w:p>
         </w:tc>
         <w:tc>
@@ -233,24 +226,10 @@
             <w:pPr>
               <w:snapToGrid w:val="0"/>
               <w:rPr>
-                <w:rFonts w:ascii="游ゴシック" w:eastAsia="游ゴシック" w:hAnsi="游ゴシック" w:hint="eastAsia"/>
-                <w:sz w:val="20"/>
-              </w:rPr>
-            </w:pPr>
-            <w:r>
-              <w:rPr>
-                <w:rFonts w:ascii="游ゴシック" w:eastAsia="游ゴシック" w:hAnsi="游ゴシック" w:hint="eastAsia"/>
-                <w:sz w:val="20"/>
-              </w:rPr>
-              <w:t>トップ画面からログアウトをクリックしログアウト</w:t>
-            </w:r>
-            <w:r>
-              <w:rPr>
-                <w:rFonts w:ascii="游ゴシック" w:eastAsia="游ゴシック" w:hAnsi="游ゴシック" w:hint="eastAsia"/>
-                <w:sz w:val="20"/>
-              </w:rPr>
-              <w:t>ができることを確認</w:t>
-            </w:r>
+                <w:rFonts w:ascii="游ゴシック" w:eastAsia="游ゴシック" w:hAnsi="游ゴシック"/>
+                <w:sz w:val="20"/>
+              </w:rPr>
+            </w:pPr>
           </w:p>
         </w:tc>
         <w:tc>
@@ -351,45 +330,38 @@
             <w:pPr>
               <w:snapToGrid w:val="0"/>
               <w:rPr>
+                <w:rFonts w:ascii="游ゴシック" w:eastAsia="游ゴシック" w:hAnsi="游ゴシック"/>
+                <w:sz w:val="20"/>
+              </w:rPr>
+            </w:pPr>
+            <w:r>
+              <w:rPr>
                 <w:rFonts w:ascii="游ゴシック" w:eastAsia="游ゴシック" w:hAnsi="游ゴシック" w:hint="eastAsia"/>
                 <w:sz w:val="20"/>
               </w:rPr>
+              <w:t>トップ画面からログアウト</w:t>
+            </w:r>
+          </w:p>
+        </w:tc>
+        <w:tc>
+          <w:tcPr>
+            <w:tcW w:w="4935" w:type="dxa"/>
+            <w:vAlign w:val="center"/>
+          </w:tcPr>
+          <w:p>
+            <w:pPr>
+              <w:snapToGrid w:val="0"/>
+              <w:rPr>
+                <w:rFonts w:ascii="游ゴシック" w:eastAsia="游ゴシック" w:hAnsi="游ゴシック" w:hint="eastAsia"/>
+                <w:sz w:val="20"/>
+              </w:rPr>
             </w:pPr>
             <w:r>
               <w:rPr>
                 <w:rFonts w:ascii="游ゴシック" w:eastAsia="游ゴシック" w:hAnsi="游ゴシック" w:hint="eastAsia"/>
                 <w:sz w:val="20"/>
               </w:rPr>
-              <w:t>加入者情報管理画面からログアウト</w:t>
-            </w:r>
-          </w:p>
-        </w:tc>
-        <w:tc>
-          <w:tcPr>
-            <w:tcW w:w="4935" w:type="dxa"/>
-            <w:vAlign w:val="center"/>
-          </w:tcPr>
-          <w:p>
-            <w:pPr>
-              <w:snapToGrid w:val="0"/>
-              <w:rPr>
-                <w:rFonts w:ascii="游ゴシック" w:eastAsia="游ゴシック" w:hAnsi="游ゴシック"/>
-                <w:sz w:val="20"/>
-              </w:rPr>
-            </w:pPr>
-            <w:r>
-              <w:rPr>
-                <w:rFonts w:ascii="游ゴシック" w:eastAsia="游ゴシック" w:hAnsi="游ゴシック" w:hint="eastAsia"/>
-                <w:sz w:val="20"/>
-              </w:rPr>
-              <w:t>加入者情報管理</w:t>
-            </w:r>
-            <w:r>
-              <w:rPr>
-                <w:rFonts w:ascii="游ゴシック" w:eastAsia="游ゴシック" w:hAnsi="游ゴシック" w:hint="eastAsia"/>
-                <w:sz w:val="20"/>
-              </w:rPr>
-              <w:t>画面からログアウトをクリックしログアウトができることを確認</w:t>
+              <w:t>トップ画面からログアウトをクリックしログアウトができることを確認</w:t>
             </w:r>
           </w:p>
         </w:tc>
@@ -495,6 +467,13 @@
                 <w:sz w:val="20"/>
               </w:rPr>
             </w:pPr>
+            <w:r>
+              <w:rPr>
+                <w:rFonts w:ascii="游ゴシック" w:eastAsia="游ゴシック" w:hAnsi="游ゴシック" w:hint="eastAsia"/>
+                <w:sz w:val="20"/>
+              </w:rPr>
+              <w:t>加入者情報管理画面からログアウト</w:t>
+            </w:r>
           </w:p>
         </w:tc>
         <w:tc>
@@ -510,6 +489,13 @@
                 <w:sz w:val="20"/>
               </w:rPr>
             </w:pPr>
+            <w:r>
+              <w:rPr>
+                <w:rFonts w:ascii="游ゴシック" w:eastAsia="游ゴシック" w:hAnsi="游ゴシック" w:hint="eastAsia"/>
+                <w:sz w:val="20"/>
+              </w:rPr>
+              <w:t>加入者情報管理画面からログアウトをクリックしログアウトができることを確認</w:t>
+            </w:r>
           </w:p>
         </w:tc>
         <w:tc>
@@ -538,10 +524,17 @@
               <w:snapToGrid w:val="0"/>
               <w:jc w:val="center"/>
               <w:rPr>
-                <w:rFonts w:ascii="游ゴシック" w:eastAsia="游ゴシック" w:hAnsi="游ゴシック"/>
-                <w:sz w:val="20"/>
-              </w:rPr>
-            </w:pPr>
+                <w:rFonts w:ascii="游ゴシック" w:eastAsia="游ゴシック" w:hAnsi="游ゴシック" w:hint="eastAsia"/>
+                <w:sz w:val="20"/>
+              </w:rPr>
+            </w:pPr>
+            <w:r>
+              <w:rPr>
+                <w:rFonts w:ascii="游ゴシック" w:eastAsia="游ゴシック" w:hAnsi="游ゴシック" w:hint="eastAsia"/>
+                <w:sz w:val="20"/>
+              </w:rPr>
+              <w:t>OK</w:t>
+            </w:r>
           </w:p>
         </w:tc>
         <w:tc>
@@ -600,6 +593,13 @@
                 <w:sz w:val="20"/>
               </w:rPr>
             </w:pPr>
+            <w:r>
+              <w:rPr>
+                <w:rFonts w:ascii="游ゴシック" w:eastAsia="游ゴシック" w:hAnsi="游ゴシック" w:hint="eastAsia"/>
+                <w:sz w:val="20"/>
+              </w:rPr>
+              <w:t>ログインぺージではログアウト機能が表示されない</w:t>
+            </w:r>
           </w:p>
         </w:tc>
         <w:tc>
@@ -615,6 +615,15 @@
                 <w:sz w:val="20"/>
               </w:rPr>
             </w:pPr>
+            <w:r>
+              <w:rPr>
+                <w:rFonts w:ascii="游ゴシック" w:eastAsia="游ゴシック" w:hAnsi="游ゴシック" w:hint="eastAsia"/>
+                <w:sz w:val="20"/>
+              </w:rPr>
+              <w:t>ログインページでログアウト機能が表示されていないことを確認</w:t>
+            </w:r>
+            <w:bookmarkStart w:id="0" w:name="_GoBack"/>
+            <w:bookmarkEnd w:id="0"/>
           </w:p>
         </w:tc>
         <w:tc>
@@ -627,10 +636,17 @@
               <w:snapToGrid w:val="0"/>
               <w:jc w:val="center"/>
               <w:rPr>
-                <w:rFonts w:ascii="游ゴシック" w:eastAsia="游ゴシック" w:hAnsi="游ゴシック"/>
-                <w:sz w:val="20"/>
-              </w:rPr>
-            </w:pPr>
+                <w:rFonts w:ascii="游ゴシック" w:eastAsia="游ゴシック" w:hAnsi="游ゴシック" w:hint="eastAsia"/>
+                <w:sz w:val="20"/>
+              </w:rPr>
+            </w:pPr>
+            <w:r>
+              <w:rPr>
+                <w:rFonts w:ascii="游ゴシック" w:eastAsia="游ゴシック" w:hAnsi="游ゴシック" w:hint="eastAsia"/>
+                <w:sz w:val="20"/>
+              </w:rPr>
+              <w:t>8/7</w:t>
+            </w:r>
           </w:p>
         </w:tc>
         <w:tc>
@@ -647,6 +663,13 @@
                 <w:sz w:val="20"/>
               </w:rPr>
             </w:pPr>
+            <w:r>
+              <w:rPr>
+                <w:rFonts w:ascii="游ゴシック" w:eastAsia="游ゴシック" w:hAnsi="游ゴシック" w:hint="eastAsia"/>
+                <w:sz w:val="20"/>
+              </w:rPr>
+              <w:t>OK</w:t>
+            </w:r>
           </w:p>
         </w:tc>
         <w:tc>
@@ -1955,17 +1978,7 @@
               <w:sz w:val="28"/>
               <w:szCs w:val="28"/>
             </w:rPr>
-            <w:t>テ</w:t>
-          </w:r>
-          <w:bookmarkStart w:id="0" w:name="_GoBack"/>
-          <w:bookmarkEnd w:id="0"/>
-          <w:r>
-            <w:rPr>
-              <w:rFonts w:ascii="游ゴシック" w:eastAsia="游ゴシック" w:hAnsi="游ゴシック" w:hint="eastAsia"/>
-              <w:sz w:val="28"/>
-              <w:szCs w:val="28"/>
-            </w:rPr>
-            <w:t>ストケース</w:t>
+            <w:t>テストケース</w:t>
           </w:r>
         </w:p>
       </w:tc>
@@ -2239,7 +2252,7 @@
           <w:pPr>
             <w:jc w:val="center"/>
             <w:rPr>
-              <w:rFonts w:ascii="游ゴシック" w:eastAsia="游ゴシック" w:hAnsi="游ゴシック" w:cs="Arial Unicode MS" w:hint="eastAsia"/>
+              <w:rFonts w:ascii="游ゴシック" w:eastAsia="游ゴシック" w:hAnsi="游ゴシック" w:cs="Arial Unicode MS"/>
               <w:sz w:val="20"/>
             </w:rPr>
           </w:pPr>
@@ -3486,6 +3499,15 @@
 </file>
 
 <file path=customXml/item1.xml><?xml version="1.0" encoding="utf-8"?>
+<?mso-contentType ?>
+<FormTemplates xmlns="http://schemas.microsoft.com/sharepoint/v3/contenttype/forms">
+  <Display>DocumentLibraryForm</Display>
+  <Edit>DocumentLibraryForm</Edit>
+  <New>DocumentLibraryForm</New>
+</FormTemplates>
+</file>
+
+<file path=customXml/item2.xml><?xml version="1.0" encoding="utf-8"?>
 <ct:contentTypeSchema xmlns:ct="http://schemas.microsoft.com/office/2006/metadata/contentType" xmlns:ma="http://schemas.microsoft.com/office/2006/metadata/properties/metaAttributes" ct:_="" ma:_="" ma:contentTypeName="ドキュメント" ma:contentTypeID="0x010100C424317A42AA8449A97AAE94730ED181" ma:contentTypeVersion="6" ma:contentTypeDescription="新しいドキュメントを作成します。" ma:contentTypeScope="" ma:versionID="9df5c7ff725c9e365f8a8503f6029c6b">
   <xsd:schema xmlns:xsd="http://www.w3.org/2001/XMLSchema" xmlns:xs="http://www.w3.org/2001/XMLSchema" xmlns:p="http://schemas.microsoft.com/office/2006/metadata/properties" xmlns:ns2="dab87824-9c6b-4a08-9c96-9c9ea904f12c" targetNamespace="http://schemas.microsoft.com/office/2006/metadata/properties" ma:root="true" ma:fieldsID="98e3d8fd3bbedc5b58bd9df00d6be37e" ns2:_="">
     <xsd:import namespace="dab87824-9c6b-4a08-9c96-9c9ea904f12c"/>
@@ -3643,15 +3665,6 @@
 </ct:contentTypeSchema>
 </file>
 
-<file path=customXml/item2.xml><?xml version="1.0" encoding="utf-8"?>
-<?mso-contentType ?>
-<FormTemplates xmlns="http://schemas.microsoft.com/sharepoint/v3/contenttype/forms">
-  <Display>DocumentLibraryForm</Display>
-  <Edit>DocumentLibraryForm</Edit>
-  <New>DocumentLibraryForm</New>
-</FormTemplates>
-</file>
-
 <file path=customXml/item3.xml><?xml version="1.0" encoding="utf-8"?>
 <p:properties xmlns:p="http://schemas.microsoft.com/office/2006/metadata/properties" xmlns:xsi="http://www.w3.org/2001/XMLSchema-instance" xmlns:pc="http://schemas.microsoft.com/office/infopath/2007/PartnerControls">
   <documentManagement/>
@@ -3659,6 +3672,14 @@
 </file>
 
 <file path=customXml/itemProps1.xml><?xml version="1.0" encoding="utf-8"?>
+<ds:datastoreItem xmlns:ds="http://schemas.openxmlformats.org/officeDocument/2006/customXml" ds:itemID="{F4DA52B9-D4DF-4BEC-A5A3-5484E5EB747B}">
+  <ds:schemaRefs>
+    <ds:schemaRef ds:uri="http://schemas.microsoft.com/sharepoint/v3/contenttype/forms"/>
+  </ds:schemaRefs>
+</ds:datastoreItem>
+</file>
+
+<file path=customXml/itemProps2.xml><?xml version="1.0" encoding="utf-8"?>
 <ds:datastoreItem xmlns:ds="http://schemas.openxmlformats.org/officeDocument/2006/customXml" ds:itemID="{76261B67-5531-4ED1-B087-165B04D1226E}">
   <ds:schemaRefs>
     <ds:schemaRef ds:uri="http://schemas.microsoft.com/office/2006/metadata/contentType"/>
@@ -3676,14 +3697,6 @@
 </ds:datastoreItem>
 </file>
 
-<file path=customXml/itemProps2.xml><?xml version="1.0" encoding="utf-8"?>
-<ds:datastoreItem xmlns:ds="http://schemas.openxmlformats.org/officeDocument/2006/customXml" ds:itemID="{F4DA52B9-D4DF-4BEC-A5A3-5484E5EB747B}">
-  <ds:schemaRefs>
-    <ds:schemaRef ds:uri="http://schemas.microsoft.com/sharepoint/v3/contenttype/forms"/>
-  </ds:schemaRefs>
-</ds:datastoreItem>
-</file>
-
 <file path=customXml/itemProps3.xml><?xml version="1.0" encoding="utf-8"?>
 <ds:datastoreItem xmlns:ds="http://schemas.openxmlformats.org/officeDocument/2006/customXml" ds:itemID="{659CE7E0-3E2F-4787-B142-08E029C04E10}">
   <ds:schemaRefs>
